--- a/7_Trimestre/Planes/Plan de Instalación.docx
+++ b/7_Trimestre/Planes/Plan de Instalación.docx
@@ -3527,7 +3527,7 @@
           <w:sz w:val="36"/>
           <w:szCs w:val="36"/>
         </w:rPr>
-        <w:t xml:space="preserve">Paso </w:t>
+        <w:t xml:space="preserve">Paso 5: </w:t>
       </w:r>
       <w:r>
         <w:rPr>
@@ -3537,8 +3537,9 @@
           <w:sz w:val="36"/>
           <w:szCs w:val="36"/>
         </w:rPr>
-        <w:t>5</w:t>
-      </w:r>
+        <w:t xml:space="preserve">Compilación del </w:t>
+      </w:r>
+      <w:proofErr w:type="spellStart"/>
       <w:r>
         <w:rPr>
           <w:rFonts w:ascii="Times New Roman" w:eastAsia="Times New Roman" w:hAnsi="Times New Roman" w:cs="Times New Roman"/>
@@ -3547,9 +3548,67 @@
           <w:sz w:val="36"/>
           <w:szCs w:val="36"/>
         </w:rPr>
-        <w:t xml:space="preserve">: </w:t>
-      </w:r>
-      <w:r>
+        <w:t>frontend</w:t>
+      </w:r>
+      <w:proofErr w:type="spellEnd"/>
+    </w:p>
+    <w:p>
+      <w:pPr>
+        <w:spacing w:before="280" w:after="280" w:line="240" w:lineRule="auto"/>
+        <w:rPr>
+          <w:rFonts w:ascii="Times New Roman" w:eastAsia="Times New Roman" w:hAnsi="Times New Roman" w:cs="Times New Roman"/>
+          <w:sz w:val="24"/>
+          <w:szCs w:val="24"/>
+        </w:rPr>
+      </w:pPr>
+      <w:r>
+        <w:rPr>
+          <w:rFonts w:ascii="Times New Roman" w:eastAsia="Times New Roman" w:hAnsi="Times New Roman" w:cs="Times New Roman"/>
+          <w:sz w:val="24"/>
+          <w:szCs w:val="24"/>
+        </w:rPr>
+        <w:t xml:space="preserve">Compilar el </w:t>
+      </w:r>
+      <w:proofErr w:type="spellStart"/>
+      <w:r>
+        <w:rPr>
+          <w:rFonts w:ascii="Times New Roman" w:eastAsia="Times New Roman" w:hAnsi="Times New Roman" w:cs="Times New Roman"/>
+          <w:sz w:val="24"/>
+          <w:szCs w:val="24"/>
+        </w:rPr>
+        <w:t>frontend</w:t>
+      </w:r>
+      <w:proofErr w:type="spellEnd"/>
+      <w:r>
+        <w:rPr>
+          <w:rFonts w:ascii="Times New Roman" w:eastAsia="Times New Roman" w:hAnsi="Times New Roman" w:cs="Times New Roman"/>
+          <w:sz w:val="24"/>
+          <w:szCs w:val="24"/>
+        </w:rPr>
+        <w:t xml:space="preserve"> con Vite para generar los archivos estáticos que serán servidos por </w:t>
+      </w:r>
+      <w:proofErr w:type="spellStart"/>
+      <w:r>
+        <w:rPr>
+          <w:rFonts w:ascii="Times New Roman" w:eastAsia="Times New Roman" w:hAnsi="Times New Roman" w:cs="Times New Roman"/>
+          <w:sz w:val="24"/>
+          <w:szCs w:val="24"/>
+        </w:rPr>
+        <w:t>Nginx</w:t>
+      </w:r>
+      <w:proofErr w:type="spellEnd"/>
+      <w:r>
+        <w:rPr>
+          <w:rFonts w:ascii="Times New Roman" w:eastAsia="Times New Roman" w:hAnsi="Times New Roman" w:cs="Times New Roman"/>
+          <w:sz w:val="24"/>
+          <w:szCs w:val="24"/>
+        </w:rPr>
+        <w:t>.</w:t>
+      </w:r>
+    </w:p>
+    <w:p>
+      <w:pPr>
+        <w:spacing w:before="280" w:after="280" w:line="240" w:lineRule="auto"/>
         <w:rPr>
           <w:rFonts w:ascii="Times New Roman" w:eastAsia="Times New Roman" w:hAnsi="Times New Roman" w:cs="Times New Roman"/>
           <w:b/>
@@ -3557,9 +3616,7 @@
           <w:sz w:val="36"/>
           <w:szCs w:val="36"/>
         </w:rPr>
-        <w:t xml:space="preserve">Compilación del </w:t>
-      </w:r>
-      <w:proofErr w:type="spellStart"/>
+      </w:pPr>
       <w:r>
         <w:rPr>
           <w:rFonts w:ascii="Times New Roman" w:eastAsia="Times New Roman" w:hAnsi="Times New Roman" w:cs="Times New Roman"/>
@@ -3568,67 +3625,9 @@
           <w:sz w:val="36"/>
           <w:szCs w:val="36"/>
         </w:rPr>
-        <w:t>frontend</w:t>
-      </w:r>
-      <w:proofErr w:type="spellEnd"/>
-    </w:p>
-    <w:p>
-      <w:pPr>
-        <w:spacing w:before="280" w:after="280" w:line="240" w:lineRule="auto"/>
-        <w:rPr>
-          <w:rFonts w:ascii="Times New Roman" w:eastAsia="Times New Roman" w:hAnsi="Times New Roman" w:cs="Times New Roman"/>
-          <w:sz w:val="24"/>
-          <w:szCs w:val="24"/>
-        </w:rPr>
-      </w:pPr>
-      <w:r>
-        <w:rPr>
-          <w:rFonts w:ascii="Times New Roman" w:eastAsia="Times New Roman" w:hAnsi="Times New Roman" w:cs="Times New Roman"/>
-          <w:sz w:val="24"/>
-          <w:szCs w:val="24"/>
-        </w:rPr>
-        <w:t xml:space="preserve">Compilar el </w:t>
-      </w:r>
-      <w:proofErr w:type="spellStart"/>
-      <w:r>
-        <w:rPr>
-          <w:rFonts w:ascii="Times New Roman" w:eastAsia="Times New Roman" w:hAnsi="Times New Roman" w:cs="Times New Roman"/>
-          <w:sz w:val="24"/>
-          <w:szCs w:val="24"/>
-        </w:rPr>
-        <w:t>frontend</w:t>
-      </w:r>
-      <w:proofErr w:type="spellEnd"/>
-      <w:r>
-        <w:rPr>
-          <w:rFonts w:ascii="Times New Roman" w:eastAsia="Times New Roman" w:hAnsi="Times New Roman" w:cs="Times New Roman"/>
-          <w:sz w:val="24"/>
-          <w:szCs w:val="24"/>
-        </w:rPr>
-        <w:t xml:space="preserve"> con Vite para generar los archivos estáticos que serán servidos por </w:t>
-      </w:r>
-      <w:proofErr w:type="spellStart"/>
-      <w:r>
-        <w:rPr>
-          <w:rFonts w:ascii="Times New Roman" w:eastAsia="Times New Roman" w:hAnsi="Times New Roman" w:cs="Times New Roman"/>
-          <w:sz w:val="24"/>
-          <w:szCs w:val="24"/>
-        </w:rPr>
-        <w:t>Nginx</w:t>
-      </w:r>
-      <w:proofErr w:type="spellEnd"/>
-      <w:r>
-        <w:rPr>
-          <w:rFonts w:ascii="Times New Roman" w:eastAsia="Times New Roman" w:hAnsi="Times New Roman" w:cs="Times New Roman"/>
-          <w:sz w:val="24"/>
-          <w:szCs w:val="24"/>
-        </w:rPr>
-        <w:t>.</w:t>
-      </w:r>
-    </w:p>
-    <w:p>
-      <w:pPr>
-        <w:spacing w:before="280" w:after="280" w:line="240" w:lineRule="auto"/>
+        <w:t xml:space="preserve">Paso 6: </w:t>
+      </w:r>
+      <w:r>
         <w:rPr>
           <w:rFonts w:ascii="Times New Roman" w:eastAsia="Times New Roman" w:hAnsi="Times New Roman" w:cs="Times New Roman"/>
           <w:b/>
@@ -3636,8 +3635,30 @@
           <w:sz w:val="36"/>
           <w:szCs w:val="36"/>
         </w:rPr>
-      </w:pPr>
-      <w:r>
+        <w:t>Configuración de la base de datos</w:t>
+      </w:r>
+    </w:p>
+    <w:p>
+      <w:pPr>
+        <w:spacing w:before="280" w:after="280" w:line="240" w:lineRule="auto"/>
+        <w:rPr>
+          <w:rFonts w:ascii="Times New Roman" w:eastAsia="Times New Roman" w:hAnsi="Times New Roman" w:cs="Times New Roman"/>
+          <w:sz w:val="24"/>
+          <w:szCs w:val="24"/>
+        </w:rPr>
+      </w:pPr>
+      <w:r>
+        <w:rPr>
+          <w:rFonts w:ascii="Times New Roman" w:eastAsia="Times New Roman" w:hAnsi="Times New Roman" w:cs="Times New Roman"/>
+          <w:sz w:val="24"/>
+          <w:szCs w:val="24"/>
+        </w:rPr>
+        <w:t>Importar el script SQL del proyecto en MySQL para crear las tablas y datos iniciales del sistema.</w:t>
+      </w:r>
+    </w:p>
+    <w:p>
+      <w:pPr>
+        <w:spacing w:before="280" w:after="280" w:line="240" w:lineRule="auto"/>
         <w:rPr>
           <w:rFonts w:ascii="Times New Roman" w:eastAsia="Times New Roman" w:hAnsi="Times New Roman" w:cs="Times New Roman"/>
           <w:b/>
@@ -3645,8 +3666,7 @@
           <w:sz w:val="36"/>
           <w:szCs w:val="36"/>
         </w:rPr>
-        <w:t xml:space="preserve">Paso </w:t>
-      </w:r>
+      </w:pPr>
       <w:r>
         <w:rPr>
           <w:rFonts w:ascii="Times New Roman" w:eastAsia="Times New Roman" w:hAnsi="Times New Roman" w:cs="Times New Roman"/>
@@ -3655,87 +3675,7 @@
           <w:sz w:val="36"/>
           <w:szCs w:val="36"/>
         </w:rPr>
-        <w:t>6</w:t>
-      </w:r>
-      <w:r>
-        <w:rPr>
-          <w:rFonts w:ascii="Times New Roman" w:eastAsia="Times New Roman" w:hAnsi="Times New Roman" w:cs="Times New Roman"/>
-          <w:b/>
-          <w:bCs/>
-          <w:sz w:val="36"/>
-          <w:szCs w:val="36"/>
-        </w:rPr>
-        <w:t xml:space="preserve">: </w:t>
-      </w:r>
-      <w:r>
-        <w:rPr>
-          <w:rFonts w:ascii="Times New Roman" w:eastAsia="Times New Roman" w:hAnsi="Times New Roman" w:cs="Times New Roman"/>
-          <w:b/>
-          <w:bCs/>
-          <w:sz w:val="36"/>
-          <w:szCs w:val="36"/>
-        </w:rPr>
-        <w:t>Configuración de la base de datos</w:t>
-      </w:r>
-    </w:p>
-    <w:p>
-      <w:pPr>
-        <w:spacing w:before="280" w:after="280" w:line="240" w:lineRule="auto"/>
-        <w:rPr>
-          <w:rFonts w:ascii="Times New Roman" w:eastAsia="Times New Roman" w:hAnsi="Times New Roman" w:cs="Times New Roman"/>
-          <w:sz w:val="24"/>
-          <w:szCs w:val="24"/>
-        </w:rPr>
-      </w:pPr>
-      <w:r>
-        <w:rPr>
-          <w:rFonts w:ascii="Times New Roman" w:eastAsia="Times New Roman" w:hAnsi="Times New Roman" w:cs="Times New Roman"/>
-          <w:sz w:val="24"/>
-          <w:szCs w:val="24"/>
-        </w:rPr>
-        <w:t>Importar el script SQL del proyecto en MySQL para crear las tablas y datos iniciales del sistema.</w:t>
-      </w:r>
-    </w:p>
-    <w:p>
-      <w:pPr>
-        <w:spacing w:before="280" w:after="280" w:line="240" w:lineRule="auto"/>
-        <w:rPr>
-          <w:rFonts w:ascii="Times New Roman" w:eastAsia="Times New Roman" w:hAnsi="Times New Roman" w:cs="Times New Roman"/>
-          <w:b/>
-          <w:bCs/>
-          <w:sz w:val="36"/>
-          <w:szCs w:val="36"/>
-        </w:rPr>
-      </w:pPr>
-      <w:r>
-        <w:rPr>
-          <w:rFonts w:ascii="Times New Roman" w:eastAsia="Times New Roman" w:hAnsi="Times New Roman" w:cs="Times New Roman"/>
-          <w:b/>
-          <w:bCs/>
-          <w:sz w:val="36"/>
-          <w:szCs w:val="36"/>
-        </w:rPr>
-        <w:t xml:space="preserve">Paso </w:t>
-      </w:r>
-      <w:r>
-        <w:rPr>
-          <w:rFonts w:ascii="Times New Roman" w:eastAsia="Times New Roman" w:hAnsi="Times New Roman" w:cs="Times New Roman"/>
-          <w:b/>
-          <w:bCs/>
-          <w:sz w:val="36"/>
-          <w:szCs w:val="36"/>
-        </w:rPr>
-        <w:t>7</w:t>
-      </w:r>
-      <w:r>
-        <w:rPr>
-          <w:rFonts w:ascii="Times New Roman" w:eastAsia="Times New Roman" w:hAnsi="Times New Roman" w:cs="Times New Roman"/>
-          <w:b/>
-          <w:bCs/>
-          <w:sz w:val="36"/>
-          <w:szCs w:val="36"/>
-        </w:rPr>
-        <w:t xml:space="preserve">: </w:t>
+        <w:t xml:space="preserve">Paso 7: </w:t>
       </w:r>
       <w:r>
         <w:rPr>
@@ -7715,6 +7655,7 @@
   <w:style w:type="character" w:default="1" w:styleId="Fuentedeprrafopredeter">
     <w:name w:val="Default Paragraph Font"/>
     <w:uiPriority w:val="1"/>
+    <w:semiHidden/>
     <w:unhideWhenUsed/>
   </w:style>
   <w:style w:type="table" w:default="1" w:styleId="Tablanormal">
